--- a/docs/AI Traffic Light Optimizer.docx
+++ b/docs/AI Traffic Light Optimizer.docx
@@ -254,6 +254,224 @@
     <w:p>
       <w:pPr>
         <w:pStyle w:val="ListParagraph"/>
+        <w:numPr>
+          <w:ilvl w:val="0"/>
+          <w:numId w:val="1"/>
+        </w:numPr>
+        <w:jc w:val="both"/>
+        <w:rPr>
+          <w:rFonts w:cs="Times New Roman"/>
+          <w:b/>
+          <w:bCs/>
+          <w:sz w:val="32"/>
+          <w:szCs w:val="32"/>
+          <w:u w:val="single"/>
+        </w:rPr>
+      </w:pPr>
+      <w:r>
+        <w:rPr>
+          <w:rFonts w:cs="Times New Roman"/>
+          <w:b/>
+          <w:bCs/>
+          <w:sz w:val="32"/>
+          <w:szCs w:val="32"/>
+          <w:u w:val="single"/>
+        </w:rPr>
+        <w:t>Team Members</w:t>
+      </w:r>
+    </w:p>
+    <w:p>
+      <w:pPr>
+        <w:pStyle w:val="ListParagraph"/>
+        <w:numPr>
+          <w:ilvl w:val="0"/>
+          <w:numId w:val="22"/>
+        </w:numPr>
+        <w:jc w:val="both"/>
+        <w:rPr>
+          <w:rFonts w:cs="Times New Roman"/>
+          <w:sz w:val="28"/>
+          <w:szCs w:val="28"/>
+        </w:rPr>
+      </w:pPr>
+      <w:r>
+        <w:rPr>
+          <w:rFonts w:cs="Times New Roman"/>
+          <w:b/>
+          <w:bCs/>
+          <w:sz w:val="28"/>
+          <w:szCs w:val="28"/>
+        </w:rPr>
+        <w:t>Shivam Paliwal</w:t>
+      </w:r>
+      <w:r>
+        <w:rPr>
+          <w:rFonts w:cs="Times New Roman"/>
+          <w:sz w:val="28"/>
+          <w:szCs w:val="28"/>
+        </w:rPr>
+        <w:t xml:space="preserve"> – Team Leader &amp; Integration</w:t>
+      </w:r>
+    </w:p>
+    <w:p>
+      <w:pPr>
+        <w:pStyle w:val="ListParagraph"/>
+        <w:numPr>
+          <w:ilvl w:val="0"/>
+          <w:numId w:val="22"/>
+        </w:numPr>
+        <w:jc w:val="both"/>
+        <w:rPr>
+          <w:rFonts w:cs="Times New Roman"/>
+          <w:sz w:val="28"/>
+          <w:szCs w:val="28"/>
+        </w:rPr>
+      </w:pPr>
+      <w:r>
+        <w:rPr>
+          <w:rFonts w:cs="Times New Roman"/>
+          <w:b/>
+          <w:bCs/>
+          <w:sz w:val="28"/>
+          <w:szCs w:val="28"/>
+        </w:rPr>
+        <w:t>Aryan Bhandari</w:t>
+      </w:r>
+      <w:r>
+        <w:rPr>
+          <w:rFonts w:cs="Times New Roman"/>
+          <w:sz w:val="28"/>
+          <w:szCs w:val="28"/>
+        </w:rPr>
+        <w:t xml:space="preserve"> – Signal Logic</w:t>
+      </w:r>
+    </w:p>
+    <w:p>
+      <w:pPr>
+        <w:pStyle w:val="ListParagraph"/>
+        <w:numPr>
+          <w:ilvl w:val="0"/>
+          <w:numId w:val="22"/>
+        </w:numPr>
+        <w:jc w:val="both"/>
+        <w:rPr>
+          <w:rFonts w:cs="Times New Roman"/>
+          <w:sz w:val="28"/>
+          <w:szCs w:val="28"/>
+        </w:rPr>
+      </w:pPr>
+      <w:r>
+        <w:rPr>
+          <w:rFonts w:cs="Times New Roman"/>
+          <w:b/>
+          <w:bCs/>
+          <w:sz w:val="28"/>
+          <w:szCs w:val="28"/>
+        </w:rPr>
+        <w:t>Aditya Tiwari</w:t>
+      </w:r>
+      <w:r>
+        <w:rPr>
+          <w:rFonts w:cs="Times New Roman"/>
+          <w:sz w:val="28"/>
+          <w:szCs w:val="28"/>
+        </w:rPr>
+        <w:t xml:space="preserve"> – Model Training &amp; Vehicle Counting</w:t>
+      </w:r>
+    </w:p>
+    <w:p>
+      <w:pPr>
+        <w:pStyle w:val="ListParagraph"/>
+        <w:numPr>
+          <w:ilvl w:val="0"/>
+          <w:numId w:val="22"/>
+        </w:numPr>
+        <w:jc w:val="both"/>
+        <w:rPr>
+          <w:rFonts w:cs="Times New Roman"/>
+          <w:sz w:val="28"/>
+          <w:szCs w:val="28"/>
+        </w:rPr>
+      </w:pPr>
+      <w:r>
+        <w:rPr>
+          <w:rFonts w:cs="Times New Roman"/>
+          <w:b/>
+          <w:bCs/>
+          <w:sz w:val="28"/>
+          <w:szCs w:val="28"/>
+        </w:rPr>
+        <w:t>Mohd. Arham</w:t>
+      </w:r>
+      <w:r>
+        <w:rPr>
+          <w:rFonts w:cs="Times New Roman"/>
+          <w:sz w:val="28"/>
+          <w:szCs w:val="28"/>
+        </w:rPr>
+        <w:t xml:space="preserve"> – Frontend Development</w:t>
+      </w:r>
+    </w:p>
+    <w:p>
+      <w:pPr>
+        <w:pStyle w:val="ListParagraph"/>
+        <w:numPr>
+          <w:ilvl w:val="0"/>
+          <w:numId w:val="22"/>
+        </w:numPr>
+        <w:jc w:val="both"/>
+        <w:rPr>
+          <w:rFonts w:cs="Times New Roman"/>
+          <w:sz w:val="28"/>
+          <w:szCs w:val="28"/>
+        </w:rPr>
+      </w:pPr>
+      <w:r>
+        <w:rPr>
+          <w:rFonts w:cs="Times New Roman"/>
+          <w:b/>
+          <w:bCs/>
+          <w:sz w:val="28"/>
+          <w:szCs w:val="28"/>
+        </w:rPr>
+        <w:t>Shivam Kumar Sharma</w:t>
+      </w:r>
+      <w:r>
+        <w:rPr>
+          <w:rFonts w:cs="Times New Roman"/>
+          <w:sz w:val="28"/>
+          <w:szCs w:val="28"/>
+        </w:rPr>
+        <w:t xml:space="preserve"> – Lane Segmentation</w:t>
+      </w:r>
+    </w:p>
+    <w:p>
+      <w:pPr>
+        <w:pBdr>
+          <w:bottom w:val="single" w:sz="4" w:space="1" w:color="auto"/>
+        </w:pBdr>
+        <w:jc w:val="both"/>
+        <w:rPr>
+          <w:rFonts w:cs="Times New Roman"/>
+          <w:sz w:val="28"/>
+          <w:szCs w:val="28"/>
+        </w:rPr>
+      </w:pPr>
+    </w:p>
+    <w:p>
+      <w:pPr>
+        <w:pStyle w:val="ListParagraph"/>
+        <w:jc w:val="both"/>
+        <w:rPr>
+          <w:rFonts w:cs="Times New Roman"/>
+          <w:sz w:val="28"/>
+          <w:szCs w:val="28"/>
+        </w:rPr>
+      </w:pPr>
+    </w:p>
+    <w:p>
+      <w:pPr>
+        <w:pStyle w:val="ListParagraph"/>
         <w:jc w:val="both"/>
         <w:rPr>
           <w:rFonts w:cs="Times New Roman"/>
@@ -450,6 +668,7 @@
           <w:sz w:val="28"/>
           <w:szCs w:val="28"/>
         </w:rPr>
+        <w:lastRenderedPageBreak/>
         <w:t>Morning peak: one direction has buses and heavy vehicles, others are empty. Fixed timers create long queues.</w:t>
       </w:r>
     </w:p>
@@ -605,7 +824,6 @@
           <w:sz w:val="28"/>
           <w:szCs w:val="28"/>
         </w:rPr>
-        <w:lastRenderedPageBreak/>
         <w:t>Specific</w:t>
       </w:r>
       <w:r>
@@ -1150,6 +1368,7 @@
         <w:rPr>
           <w:noProof/>
         </w:rPr>
+        <w:lastRenderedPageBreak/>
         <w:drawing>
           <wp:inline distT="0" distB="0" distL="0" distR="0" wp14:anchorId="0724895C" wp14:editId="474201AE">
             <wp:extent cx="3308582" cy="2206565"/>
@@ -1243,7 +1462,6 @@
           <w:szCs w:val="32"/>
           <w:u w:val="single"/>
         </w:rPr>
-        <w:lastRenderedPageBreak/>
         <w:t xml:space="preserve"> Methodology</w:t>
       </w:r>
     </w:p>
@@ -2090,7 +2308,6 @@
           <w:sz w:val="28"/>
           <w:szCs w:val="28"/>
         </w:rPr>
-        <w:lastRenderedPageBreak/>
         <w:t>✅</w:t>
       </w:r>
       <w:r>
@@ -2129,6 +2346,10 @@
     <w:p>
       <w:pPr>
         <w:pStyle w:val="ListParagraph"/>
+        <w:numPr>
+          <w:ilvl w:val="0"/>
+          <w:numId w:val="1"/>
+        </w:numPr>
         <w:jc w:val="both"/>
         <w:rPr>
           <w:rFonts w:cs="Times New Roman"/>
@@ -2139,11 +2360,7 @@
           <w:u w:val="single"/>
         </w:rPr>
       </w:pPr>
-    </w:p>
-    <w:p>
-      <w:pPr>
-        <w:pStyle w:val="ListParagraph"/>
-        <w:jc w:val="both"/>
+      <w:r>
         <w:rPr>
           <w:rFonts w:cs="Times New Roman"/>
           <w:b/>
@@ -2152,15 +2369,13 @@
           <w:szCs w:val="32"/>
           <w:u w:val="single"/>
         </w:rPr>
-      </w:pPr>
+        <w:t>Project Structure</w:t>
+      </w:r>
     </w:p>
     <w:p>
       <w:pPr>
         <w:pStyle w:val="ListParagraph"/>
-        <w:numPr>
-          <w:ilvl w:val="0"/>
-          <w:numId w:val="1"/>
-        </w:numPr>
+        <w:spacing w:line="240" w:lineRule="auto"/>
         <w:jc w:val="both"/>
         <w:rPr>
           <w:rFonts w:cs="Times New Roman"/>
@@ -2176,54 +2391,15 @@
           <w:rFonts w:cs="Times New Roman"/>
           <w:b/>
           <w:bCs/>
+          <w:noProof/>
           <w:sz w:val="32"/>
           <w:szCs w:val="32"/>
           <w:u w:val="single"/>
         </w:rPr>
-        <w:t>Project Structure</w:t>
-      </w:r>
-    </w:p>
-    <w:p>
-      <w:pPr>
-        <w:pStyle w:val="ListParagraph"/>
-        <w:spacing w:line="240" w:lineRule="auto"/>
-        <w:jc w:val="both"/>
-        <w:rPr>
-          <w:rFonts w:cs="Times New Roman"/>
-          <w:b/>
-          <w:bCs/>
-          <w:sz w:val="32"/>
-          <w:szCs w:val="32"/>
-          <w:u w:val="single"/>
-        </w:rPr>
-      </w:pPr>
-    </w:p>
-    <w:p>
-      <w:pPr>
-        <w:pStyle w:val="ListParagraph"/>
-        <w:jc w:val="center"/>
-        <w:rPr>
-          <w:rFonts w:cs="Times New Roman"/>
-          <w:b/>
-          <w:bCs/>
-          <w:sz w:val="32"/>
-          <w:szCs w:val="32"/>
-          <w:u w:val="single"/>
-        </w:rPr>
-      </w:pPr>
-      <w:r>
-        <w:rPr>
-          <w:rFonts w:cs="Times New Roman"/>
-          <w:b/>
-          <w:bCs/>
-          <w:sz w:val="32"/>
-          <w:szCs w:val="32"/>
-          <w:u w:val="single"/>
-        </w:rPr>
         <w:drawing>
-          <wp:inline distT="0" distB="0" distL="0" distR="0" wp14:anchorId="59BD4BFC" wp14:editId="1FF80965">
-            <wp:extent cx="5153891" cy="6839585"/>
-            <wp:effectExtent l="190500" t="190500" r="199390" b="189865"/>
+          <wp:inline distT="0" distB="0" distL="0" distR="0" wp14:anchorId="5D88F756" wp14:editId="1F9AE29C">
+            <wp:extent cx="4547755" cy="6035198"/>
+            <wp:effectExtent l="190500" t="190500" r="196215" b="194310"/>
             <wp:docPr id="737746545" name="Picture 1" descr="A screenshot of a computer&#10;&#10;AI-generated content may be incorrect."/>
             <wp:cNvGraphicFramePr>
               <a:graphicFrameLocks xmlns:a="http://schemas.openxmlformats.org/drawingml/2006/main" noChangeAspect="1"/>
@@ -2251,7 +2427,7 @@
                   <pic:spPr bwMode="auto">
                     <a:xfrm>
                       <a:off x="0" y="0"/>
-                      <a:ext cx="5169336" cy="6860081"/>
+                      <a:ext cx="4609570" cy="6117231"/>
                     </a:xfrm>
                     <a:prstGeom prst="rect">
                       <a:avLst/>
@@ -2281,6 +2457,20 @@
     </w:p>
     <w:p>
       <w:pPr>
+        <w:pStyle w:val="ListParagraph"/>
+        <w:jc w:val="center"/>
+        <w:rPr>
+          <w:rFonts w:cs="Times New Roman"/>
+          <w:b/>
+          <w:bCs/>
+          <w:sz w:val="32"/>
+          <w:szCs w:val="32"/>
+          <w:u w:val="single"/>
+        </w:rPr>
+      </w:pPr>
+    </w:p>
+    <w:p>
+      <w:pPr>
         <w:pBdr>
           <w:bottom w:val="single" w:sz="4" w:space="1" w:color="auto"/>
         </w:pBdr>
@@ -2318,7 +2508,6 @@
           <w:szCs w:val="32"/>
           <w:u w:val="single"/>
         </w:rPr>
-        <w:lastRenderedPageBreak/>
         <w:t>Results</w:t>
       </w:r>
     </w:p>
@@ -3163,17 +3352,6 @@
         </w:rPr>
         <w:t xml:space="preserve"> → Project report, PPT, and submission material.</w:t>
       </w:r>
-    </w:p>
-    <w:p>
-      <w:pPr>
-        <w:ind w:firstLine="360"/>
-        <w:jc w:val="both"/>
-        <w:rPr>
-          <w:rFonts w:cs="Times New Roman"/>
-          <w:sz w:val="28"/>
-          <w:szCs w:val="28"/>
-        </w:rPr>
-      </w:pPr>
     </w:p>
     <w:sectPr>
       <w:pgSz w:w="11906" w:h="16838" w:code="9"/>
@@ -3194,6 +3372,95 @@
 <file path=word/numbering.xml><?xml version="1.0" encoding="utf-8"?>
 <w:numbering xmlns:wpc="http://schemas.microsoft.com/office/word/2010/wordprocessingCanvas" xmlns:cx="http://schemas.microsoft.com/office/drawing/2014/chartex" xmlns:cx1="http://schemas.microsoft.com/office/drawing/2015/9/8/chartex" xmlns:cx2="http://schemas.microsoft.com/office/drawing/2015/10/21/chartex" xmlns:cx3="http://schemas.microsoft.com/office/drawing/2016/5/9/chartex" xmlns:cx4="http://schemas.microsoft.com/office/drawing/2016/5/10/chartex" xmlns:cx5="http://schemas.microsoft.com/office/drawing/2016/5/11/chartex" xmlns:cx6="http://schemas.microsoft.com/office/drawing/2016/5/12/chartex" xmlns:cx7="http://schemas.microsoft.com/office/drawing/2016/5/13/chartex" xmlns:cx8="http://schemas.microsoft.com/office/drawing/2016/5/14/chartex" xmlns:mc="http://schemas.openxmlformats.org/markup-compatibility/2006" xmlns:aink="http://schemas.microsoft.com/office/drawing/2016/ink" xmlns:am3d="http://schemas.microsoft.com/office/drawing/2017/model3d" xmlns:o="urn:schemas-microsoft-com:office:office" xmlns:oel="http://schemas.microsoft.com/office/2019/extlst" xmlns:r="http://schemas.openxmlformats.org/officeDocument/2006/relationships" xmlns:m="http://schemas.openxmlformats.org/officeDocument/2006/math" xmlns:v="urn:schemas-microsoft-com:vml" xmlns:wp14="http://schemas.microsoft.com/office/word/2010/wordprocessingDrawing" xmlns:wp="http://schemas.openxmlformats.org/drawingml/2006/wordprocessingDrawing" xmlns:w10="urn:schemas-microsoft-com:office:word" xmlns:w="http://schemas.openxmlformats.org/wordprocessingml/2006/main" xmlns:w14="http://schemas.microsoft.com/office/word/2010/wordml" xmlns:w15="http://schemas.microsoft.com/office/word/2012/wordml" xmlns:w16cex="http://schemas.microsoft.com/office/word/2018/wordml/cex" xmlns:w16cid="http://schemas.microsoft.com/office/word/2016/wordml/cid" xmlns:w16="http://schemas.microsoft.com/office/word/2018/wordml" xmlns:w16du="http://schemas.microsoft.com/office/word/2023/wordml/word16du" xmlns:w16sdtdh="http://schemas.microsoft.com/office/word/2020/wordml/sdtdatahash" xmlns:w16sdtfl="http://schemas.microsoft.com/office/word/2024/wordml/sdtformatlock" xmlns:w16se="http://schemas.microsoft.com/office/word/2015/wordml/symex" xmlns:wpg="http://schemas.microsoft.com/office/word/2010/wordprocessingGroup" xmlns:wpi="http://schemas.microsoft.com/office/word/2010/wordprocessingInk" xmlns:wne="http://schemas.microsoft.com/office/word/2006/wordml" xmlns:wps="http://schemas.microsoft.com/office/word/2010/wordprocessingShape" mc:Ignorable="w14 w15 w16se w16cid w16 w16cex w16sdtdh w16sdtfl w16du wp14">
   <w:abstractNum w:abstractNumId="0" w15:restartNumberingAfterBreak="0">
+    <w:nsid w:val="03E76709"/>
+    <w:multiLevelType w:val="hybridMultilevel"/>
+    <w:tmpl w:val="E2D47814"/>
+    <w:lvl w:ilvl="0" w:tplc="466E64D8">
+      <w:start w:val="1"/>
+      <w:numFmt w:val="decimal"/>
+      <w:lvlText w:val="%1"/>
+      <w:lvlJc w:val="left"/>
+      <w:pPr>
+        <w:ind w:left="720" w:hanging="360"/>
+      </w:pPr>
+      <w:rPr>
+        <w:rFonts w:hint="default"/>
+      </w:rPr>
+    </w:lvl>
+    <w:lvl w:ilvl="1" w:tplc="04090019" w:tentative="1">
+      <w:start w:val="1"/>
+      <w:numFmt w:val="lowerLetter"/>
+      <w:lvlText w:val="%2."/>
+      <w:lvlJc w:val="left"/>
+      <w:pPr>
+        <w:ind w:left="1440" w:hanging="360"/>
+      </w:pPr>
+    </w:lvl>
+    <w:lvl w:ilvl="2" w:tplc="0409001B" w:tentative="1">
+      <w:start w:val="1"/>
+      <w:numFmt w:val="lowerRoman"/>
+      <w:lvlText w:val="%3."/>
+      <w:lvlJc w:val="right"/>
+      <w:pPr>
+        <w:ind w:left="2160" w:hanging="180"/>
+      </w:pPr>
+    </w:lvl>
+    <w:lvl w:ilvl="3" w:tplc="0409000F" w:tentative="1">
+      <w:start w:val="1"/>
+      <w:numFmt w:val="decimal"/>
+      <w:lvlText w:val="%4."/>
+      <w:lvlJc w:val="left"/>
+      <w:pPr>
+        <w:ind w:left="2880" w:hanging="360"/>
+      </w:pPr>
+    </w:lvl>
+    <w:lvl w:ilvl="4" w:tplc="04090019" w:tentative="1">
+      <w:start w:val="1"/>
+      <w:numFmt w:val="lowerLetter"/>
+      <w:lvlText w:val="%5."/>
+      <w:lvlJc w:val="left"/>
+      <w:pPr>
+        <w:ind w:left="3600" w:hanging="360"/>
+      </w:pPr>
+    </w:lvl>
+    <w:lvl w:ilvl="5" w:tplc="0409001B" w:tentative="1">
+      <w:start w:val="1"/>
+      <w:numFmt w:val="lowerRoman"/>
+      <w:lvlText w:val="%6."/>
+      <w:lvlJc w:val="right"/>
+      <w:pPr>
+        <w:ind w:left="4320" w:hanging="180"/>
+      </w:pPr>
+    </w:lvl>
+    <w:lvl w:ilvl="6" w:tplc="0409000F" w:tentative="1">
+      <w:start w:val="1"/>
+      <w:numFmt w:val="decimal"/>
+      <w:lvlText w:val="%7."/>
+      <w:lvlJc w:val="left"/>
+      <w:pPr>
+        <w:ind w:left="5040" w:hanging="360"/>
+      </w:pPr>
+    </w:lvl>
+    <w:lvl w:ilvl="7" w:tplc="04090019" w:tentative="1">
+      <w:start w:val="1"/>
+      <w:numFmt w:val="lowerLetter"/>
+      <w:lvlText w:val="%8."/>
+      <w:lvlJc w:val="left"/>
+      <w:pPr>
+        <w:ind w:left="5760" w:hanging="360"/>
+      </w:pPr>
+    </w:lvl>
+    <w:lvl w:ilvl="8" w:tplc="0409001B" w:tentative="1">
+      <w:start w:val="1"/>
+      <w:numFmt w:val="lowerRoman"/>
+      <w:lvlText w:val="%9."/>
+      <w:lvlJc w:val="right"/>
+      <w:pPr>
+        <w:ind w:left="6480" w:hanging="180"/>
+      </w:pPr>
+    </w:lvl>
+  </w:abstractNum>
+  <w:abstractNum w:abstractNumId="1" w15:restartNumberingAfterBreak="0">
     <w:nsid w:val="0AB57260"/>
     <w:multiLevelType w:val="hybridMultilevel"/>
     <w:tmpl w:val="4E1C0744"/>
@@ -3279,7 +3546,7 @@
       </w:pPr>
     </w:lvl>
   </w:abstractNum>
-  <w:abstractNum w:abstractNumId="1" w15:restartNumberingAfterBreak="0">
+  <w:abstractNum w:abstractNumId="2" w15:restartNumberingAfterBreak="0">
     <w:nsid w:val="0ABD2C97"/>
     <w:multiLevelType w:val="hybridMultilevel"/>
     <w:tmpl w:val="92263968"/>
@@ -3392,7 +3659,7 @@
       </w:rPr>
     </w:lvl>
   </w:abstractNum>
-  <w:abstractNum w:abstractNumId="2" w15:restartNumberingAfterBreak="0">
+  <w:abstractNum w:abstractNumId="3" w15:restartNumberingAfterBreak="0">
     <w:nsid w:val="1204496D"/>
     <w:multiLevelType w:val="hybridMultilevel"/>
     <w:tmpl w:val="3AFE96AC"/>
@@ -3505,7 +3772,7 @@
       </w:rPr>
     </w:lvl>
   </w:abstractNum>
-  <w:abstractNum w:abstractNumId="3" w15:restartNumberingAfterBreak="0">
+  <w:abstractNum w:abstractNumId="4" w15:restartNumberingAfterBreak="0">
     <w:nsid w:val="1757101E"/>
     <w:multiLevelType w:val="multilevel"/>
     <w:tmpl w:val="E17E3B80"/>
@@ -3622,7 +3889,7 @@
       </w:pPr>
     </w:lvl>
   </w:abstractNum>
-  <w:abstractNum w:abstractNumId="4" w15:restartNumberingAfterBreak="0">
+  <w:abstractNum w:abstractNumId="5" w15:restartNumberingAfterBreak="0">
     <w:nsid w:val="1A14177B"/>
     <w:multiLevelType w:val="hybridMultilevel"/>
     <w:tmpl w:val="242AC95E"/>
@@ -3735,7 +4002,7 @@
       </w:rPr>
     </w:lvl>
   </w:abstractNum>
-  <w:abstractNum w:abstractNumId="5" w15:restartNumberingAfterBreak="0">
+  <w:abstractNum w:abstractNumId="6" w15:restartNumberingAfterBreak="0">
     <w:nsid w:val="1FFE0746"/>
     <w:multiLevelType w:val="hybridMultilevel"/>
     <w:tmpl w:val="927C03B4"/>
@@ -3848,7 +4115,7 @@
       </w:rPr>
     </w:lvl>
   </w:abstractNum>
-  <w:abstractNum w:abstractNumId="6" w15:restartNumberingAfterBreak="0">
+  <w:abstractNum w:abstractNumId="7" w15:restartNumberingAfterBreak="0">
     <w:nsid w:val="22387A7D"/>
     <w:multiLevelType w:val="hybridMultilevel"/>
     <w:tmpl w:val="A87C2A46"/>
@@ -3961,7 +4228,93 @@
       </w:rPr>
     </w:lvl>
   </w:abstractNum>
-  <w:abstractNum w:abstractNumId="7" w15:restartNumberingAfterBreak="0">
+  <w:abstractNum w:abstractNumId="8" w15:restartNumberingAfterBreak="0">
+    <w:nsid w:val="252C4656"/>
+    <w:multiLevelType w:val="hybridMultilevel"/>
+    <w:tmpl w:val="451EE904"/>
+    <w:lvl w:ilvl="0" w:tplc="0409000F">
+      <w:start w:val="1"/>
+      <w:numFmt w:val="decimal"/>
+      <w:lvlText w:val="%1."/>
+      <w:lvlJc w:val="left"/>
+      <w:pPr>
+        <w:ind w:left="720" w:hanging="360"/>
+      </w:pPr>
+    </w:lvl>
+    <w:lvl w:ilvl="1" w:tplc="04090019" w:tentative="1">
+      <w:start w:val="1"/>
+      <w:numFmt w:val="lowerLetter"/>
+      <w:lvlText w:val="%2."/>
+      <w:lvlJc w:val="left"/>
+      <w:pPr>
+        <w:ind w:left="1440" w:hanging="360"/>
+      </w:pPr>
+    </w:lvl>
+    <w:lvl w:ilvl="2" w:tplc="0409001B" w:tentative="1">
+      <w:start w:val="1"/>
+      <w:numFmt w:val="lowerRoman"/>
+      <w:lvlText w:val="%3."/>
+      <w:lvlJc w:val="right"/>
+      <w:pPr>
+        <w:ind w:left="2160" w:hanging="180"/>
+      </w:pPr>
+    </w:lvl>
+    <w:lvl w:ilvl="3" w:tplc="0409000F" w:tentative="1">
+      <w:start w:val="1"/>
+      <w:numFmt w:val="decimal"/>
+      <w:lvlText w:val="%4."/>
+      <w:lvlJc w:val="left"/>
+      <w:pPr>
+        <w:ind w:left="2880" w:hanging="360"/>
+      </w:pPr>
+    </w:lvl>
+    <w:lvl w:ilvl="4" w:tplc="04090019" w:tentative="1">
+      <w:start w:val="1"/>
+      <w:numFmt w:val="lowerLetter"/>
+      <w:lvlText w:val="%5."/>
+      <w:lvlJc w:val="left"/>
+      <w:pPr>
+        <w:ind w:left="3600" w:hanging="360"/>
+      </w:pPr>
+    </w:lvl>
+    <w:lvl w:ilvl="5" w:tplc="0409001B" w:tentative="1">
+      <w:start w:val="1"/>
+      <w:numFmt w:val="lowerRoman"/>
+      <w:lvlText w:val="%6."/>
+      <w:lvlJc w:val="right"/>
+      <w:pPr>
+        <w:ind w:left="4320" w:hanging="180"/>
+      </w:pPr>
+    </w:lvl>
+    <w:lvl w:ilvl="6" w:tplc="0409000F" w:tentative="1">
+      <w:start w:val="1"/>
+      <w:numFmt w:val="decimal"/>
+      <w:lvlText w:val="%7."/>
+      <w:lvlJc w:val="left"/>
+      <w:pPr>
+        <w:ind w:left="5040" w:hanging="360"/>
+      </w:pPr>
+    </w:lvl>
+    <w:lvl w:ilvl="7" w:tplc="04090019" w:tentative="1">
+      <w:start w:val="1"/>
+      <w:numFmt w:val="lowerLetter"/>
+      <w:lvlText w:val="%8."/>
+      <w:lvlJc w:val="left"/>
+      <w:pPr>
+        <w:ind w:left="5760" w:hanging="360"/>
+      </w:pPr>
+    </w:lvl>
+    <w:lvl w:ilvl="8" w:tplc="0409001B" w:tentative="1">
+      <w:start w:val="1"/>
+      <w:numFmt w:val="lowerRoman"/>
+      <w:lvlText w:val="%9."/>
+      <w:lvlJc w:val="right"/>
+      <w:pPr>
+        <w:ind w:left="6480" w:hanging="180"/>
+      </w:pPr>
+    </w:lvl>
+  </w:abstractNum>
+  <w:abstractNum w:abstractNumId="9" w15:restartNumberingAfterBreak="0">
     <w:nsid w:val="26C627F3"/>
     <w:multiLevelType w:val="hybridMultilevel"/>
     <w:tmpl w:val="C07AB356"/>
@@ -4074,7 +4427,7 @@
       </w:rPr>
     </w:lvl>
   </w:abstractNum>
-  <w:abstractNum w:abstractNumId="8" w15:restartNumberingAfterBreak="0">
+  <w:abstractNum w:abstractNumId="10" w15:restartNumberingAfterBreak="0">
     <w:nsid w:val="288E7D76"/>
     <w:multiLevelType w:val="multilevel"/>
     <w:tmpl w:val="F5068C28"/>
@@ -4223,7 +4576,7 @@
       </w:rPr>
     </w:lvl>
   </w:abstractNum>
-  <w:abstractNum w:abstractNumId="9" w15:restartNumberingAfterBreak="0">
+  <w:abstractNum w:abstractNumId="11" w15:restartNumberingAfterBreak="0">
     <w:nsid w:val="3CB9372C"/>
     <w:multiLevelType w:val="multilevel"/>
     <w:tmpl w:val="AB72D50C"/>
@@ -4336,7 +4689,7 @@
       </w:pPr>
     </w:lvl>
   </w:abstractNum>
-  <w:abstractNum w:abstractNumId="10" w15:restartNumberingAfterBreak="0">
+  <w:abstractNum w:abstractNumId="12" w15:restartNumberingAfterBreak="0">
     <w:nsid w:val="41C72A2A"/>
     <w:multiLevelType w:val="hybridMultilevel"/>
     <w:tmpl w:val="8B5CE842"/>
@@ -4449,7 +4802,7 @@
       </w:rPr>
     </w:lvl>
   </w:abstractNum>
-  <w:abstractNum w:abstractNumId="11" w15:restartNumberingAfterBreak="0">
+  <w:abstractNum w:abstractNumId="13" w15:restartNumberingAfterBreak="0">
     <w:nsid w:val="45E770F0"/>
     <w:multiLevelType w:val="multilevel"/>
     <w:tmpl w:val="FE4EB9D0"/>
@@ -4598,7 +4951,93 @@
       </w:rPr>
     </w:lvl>
   </w:abstractNum>
-  <w:abstractNum w:abstractNumId="12" w15:restartNumberingAfterBreak="0">
+  <w:abstractNum w:abstractNumId="14" w15:restartNumberingAfterBreak="0">
+    <w:nsid w:val="4B996D11"/>
+    <w:multiLevelType w:val="hybridMultilevel"/>
+    <w:tmpl w:val="EDBABA06"/>
+    <w:lvl w:ilvl="0" w:tplc="0409000F">
+      <w:start w:val="1"/>
+      <w:numFmt w:val="decimal"/>
+      <w:lvlText w:val="%1."/>
+      <w:lvlJc w:val="left"/>
+      <w:pPr>
+        <w:ind w:left="1440" w:hanging="360"/>
+      </w:pPr>
+    </w:lvl>
+    <w:lvl w:ilvl="1" w:tplc="04090019" w:tentative="1">
+      <w:start w:val="1"/>
+      <w:numFmt w:val="lowerLetter"/>
+      <w:lvlText w:val="%2."/>
+      <w:lvlJc w:val="left"/>
+      <w:pPr>
+        <w:ind w:left="2160" w:hanging="360"/>
+      </w:pPr>
+    </w:lvl>
+    <w:lvl w:ilvl="2" w:tplc="0409001B" w:tentative="1">
+      <w:start w:val="1"/>
+      <w:numFmt w:val="lowerRoman"/>
+      <w:lvlText w:val="%3."/>
+      <w:lvlJc w:val="right"/>
+      <w:pPr>
+        <w:ind w:left="2880" w:hanging="180"/>
+      </w:pPr>
+    </w:lvl>
+    <w:lvl w:ilvl="3" w:tplc="0409000F" w:tentative="1">
+      <w:start w:val="1"/>
+      <w:numFmt w:val="decimal"/>
+      <w:lvlText w:val="%4."/>
+      <w:lvlJc w:val="left"/>
+      <w:pPr>
+        <w:ind w:left="3600" w:hanging="360"/>
+      </w:pPr>
+    </w:lvl>
+    <w:lvl w:ilvl="4" w:tplc="04090019" w:tentative="1">
+      <w:start w:val="1"/>
+      <w:numFmt w:val="lowerLetter"/>
+      <w:lvlText w:val="%5."/>
+      <w:lvlJc w:val="left"/>
+      <w:pPr>
+        <w:ind w:left="4320" w:hanging="360"/>
+      </w:pPr>
+    </w:lvl>
+    <w:lvl w:ilvl="5" w:tplc="0409001B" w:tentative="1">
+      <w:start w:val="1"/>
+      <w:numFmt w:val="lowerRoman"/>
+      <w:lvlText w:val="%6."/>
+      <w:lvlJc w:val="right"/>
+      <w:pPr>
+        <w:ind w:left="5040" w:hanging="180"/>
+      </w:pPr>
+    </w:lvl>
+    <w:lvl w:ilvl="6" w:tplc="0409000F" w:tentative="1">
+      <w:start w:val="1"/>
+      <w:numFmt w:val="decimal"/>
+      <w:lvlText w:val="%7."/>
+      <w:lvlJc w:val="left"/>
+      <w:pPr>
+        <w:ind w:left="5760" w:hanging="360"/>
+      </w:pPr>
+    </w:lvl>
+    <w:lvl w:ilvl="7" w:tplc="04090019" w:tentative="1">
+      <w:start w:val="1"/>
+      <w:numFmt w:val="lowerLetter"/>
+      <w:lvlText w:val="%8."/>
+      <w:lvlJc w:val="left"/>
+      <w:pPr>
+        <w:ind w:left="6480" w:hanging="360"/>
+      </w:pPr>
+    </w:lvl>
+    <w:lvl w:ilvl="8" w:tplc="0409001B" w:tentative="1">
+      <w:start w:val="1"/>
+      <w:numFmt w:val="lowerRoman"/>
+      <w:lvlText w:val="%9."/>
+      <w:lvlJc w:val="right"/>
+      <w:pPr>
+        <w:ind w:left="7200" w:hanging="180"/>
+      </w:pPr>
+    </w:lvl>
+  </w:abstractNum>
+  <w:abstractNum w:abstractNumId="15" w15:restartNumberingAfterBreak="0">
     <w:nsid w:val="4DF02D43"/>
     <w:multiLevelType w:val="hybridMultilevel"/>
     <w:tmpl w:val="5FEA0A70"/>
@@ -4711,7 +5150,7 @@
       </w:rPr>
     </w:lvl>
   </w:abstractNum>
-  <w:abstractNum w:abstractNumId="13" w15:restartNumberingAfterBreak="0">
+  <w:abstractNum w:abstractNumId="16" w15:restartNumberingAfterBreak="0">
     <w:nsid w:val="59295210"/>
     <w:multiLevelType w:val="hybridMultilevel"/>
     <w:tmpl w:val="CC205E46"/>
@@ -4824,7 +5263,7 @@
       </w:rPr>
     </w:lvl>
   </w:abstractNum>
-  <w:abstractNum w:abstractNumId="14" w15:restartNumberingAfterBreak="0">
+  <w:abstractNum w:abstractNumId="17" w15:restartNumberingAfterBreak="0">
     <w:nsid w:val="5C4810B9"/>
     <w:multiLevelType w:val="hybridMultilevel"/>
     <w:tmpl w:val="7FA434B6"/>
@@ -4937,7 +5376,156 @@
       </w:rPr>
     </w:lvl>
   </w:abstractNum>
-  <w:abstractNum w:abstractNumId="15" w15:restartNumberingAfterBreak="0">
+  <w:abstractNum w:abstractNumId="18" w15:restartNumberingAfterBreak="0">
+    <w:nsid w:val="614F6C9A"/>
+    <w:multiLevelType w:val="multilevel"/>
+    <w:tmpl w:val="5C62AC34"/>
+    <w:lvl w:ilvl="0">
+      <w:start w:val="1"/>
+      <w:numFmt w:val="bullet"/>
+      <w:lvlText w:val=""/>
+      <w:lvlJc w:val="left"/>
+      <w:pPr>
+        <w:tabs>
+          <w:tab w:val="num" w:pos="720"/>
+        </w:tabs>
+        <w:ind w:left="720" w:hanging="360"/>
+      </w:pPr>
+      <w:rPr>
+        <w:rFonts w:ascii="Symbol" w:hAnsi="Symbol" w:hint="default"/>
+        <w:sz w:val="20"/>
+      </w:rPr>
+    </w:lvl>
+    <w:lvl w:ilvl="1" w:tentative="1">
+      <w:start w:val="1"/>
+      <w:numFmt w:val="bullet"/>
+      <w:lvlText w:val="o"/>
+      <w:lvlJc w:val="left"/>
+      <w:pPr>
+        <w:tabs>
+          <w:tab w:val="num" w:pos="1440"/>
+        </w:tabs>
+        <w:ind w:left="1440" w:hanging="360"/>
+      </w:pPr>
+      <w:rPr>
+        <w:rFonts w:ascii="Courier New" w:hAnsi="Courier New" w:hint="default"/>
+        <w:sz w:val="20"/>
+      </w:rPr>
+    </w:lvl>
+    <w:lvl w:ilvl="2" w:tentative="1">
+      <w:start w:val="1"/>
+      <w:numFmt w:val="bullet"/>
+      <w:lvlText w:val=""/>
+      <w:lvlJc w:val="left"/>
+      <w:pPr>
+        <w:tabs>
+          <w:tab w:val="num" w:pos="2160"/>
+        </w:tabs>
+        <w:ind w:left="2160" w:hanging="360"/>
+      </w:pPr>
+      <w:rPr>
+        <w:rFonts w:ascii="Wingdings" w:hAnsi="Wingdings" w:hint="default"/>
+        <w:sz w:val="20"/>
+      </w:rPr>
+    </w:lvl>
+    <w:lvl w:ilvl="3" w:tentative="1">
+      <w:start w:val="1"/>
+      <w:numFmt w:val="bullet"/>
+      <w:lvlText w:val=""/>
+      <w:lvlJc w:val="left"/>
+      <w:pPr>
+        <w:tabs>
+          <w:tab w:val="num" w:pos="2880"/>
+        </w:tabs>
+        <w:ind w:left="2880" w:hanging="360"/>
+      </w:pPr>
+      <w:rPr>
+        <w:rFonts w:ascii="Wingdings" w:hAnsi="Wingdings" w:hint="default"/>
+        <w:sz w:val="20"/>
+      </w:rPr>
+    </w:lvl>
+    <w:lvl w:ilvl="4" w:tentative="1">
+      <w:start w:val="1"/>
+      <w:numFmt w:val="bullet"/>
+      <w:lvlText w:val=""/>
+      <w:lvlJc w:val="left"/>
+      <w:pPr>
+        <w:tabs>
+          <w:tab w:val="num" w:pos="3600"/>
+        </w:tabs>
+        <w:ind w:left="3600" w:hanging="360"/>
+      </w:pPr>
+      <w:rPr>
+        <w:rFonts w:ascii="Wingdings" w:hAnsi="Wingdings" w:hint="default"/>
+        <w:sz w:val="20"/>
+      </w:rPr>
+    </w:lvl>
+    <w:lvl w:ilvl="5" w:tentative="1">
+      <w:start w:val="1"/>
+      <w:numFmt w:val="bullet"/>
+      <w:lvlText w:val=""/>
+      <w:lvlJc w:val="left"/>
+      <w:pPr>
+        <w:tabs>
+          <w:tab w:val="num" w:pos="4320"/>
+        </w:tabs>
+        <w:ind w:left="4320" w:hanging="360"/>
+      </w:pPr>
+      <w:rPr>
+        <w:rFonts w:ascii="Wingdings" w:hAnsi="Wingdings" w:hint="default"/>
+        <w:sz w:val="20"/>
+      </w:rPr>
+    </w:lvl>
+    <w:lvl w:ilvl="6" w:tentative="1">
+      <w:start w:val="1"/>
+      <w:numFmt w:val="bullet"/>
+      <w:lvlText w:val=""/>
+      <w:lvlJc w:val="left"/>
+      <w:pPr>
+        <w:tabs>
+          <w:tab w:val="num" w:pos="5040"/>
+        </w:tabs>
+        <w:ind w:left="5040" w:hanging="360"/>
+      </w:pPr>
+      <w:rPr>
+        <w:rFonts w:ascii="Wingdings" w:hAnsi="Wingdings" w:hint="default"/>
+        <w:sz w:val="20"/>
+      </w:rPr>
+    </w:lvl>
+    <w:lvl w:ilvl="7" w:tentative="1">
+      <w:start w:val="1"/>
+      <w:numFmt w:val="bullet"/>
+      <w:lvlText w:val=""/>
+      <w:lvlJc w:val="left"/>
+      <w:pPr>
+        <w:tabs>
+          <w:tab w:val="num" w:pos="5760"/>
+        </w:tabs>
+        <w:ind w:left="5760" w:hanging="360"/>
+      </w:pPr>
+      <w:rPr>
+        <w:rFonts w:ascii="Wingdings" w:hAnsi="Wingdings" w:hint="default"/>
+        <w:sz w:val="20"/>
+      </w:rPr>
+    </w:lvl>
+    <w:lvl w:ilvl="8" w:tentative="1">
+      <w:start w:val="1"/>
+      <w:numFmt w:val="bullet"/>
+      <w:lvlText w:val=""/>
+      <w:lvlJc w:val="left"/>
+      <w:pPr>
+        <w:tabs>
+          <w:tab w:val="num" w:pos="6480"/>
+        </w:tabs>
+        <w:ind w:left="6480" w:hanging="360"/>
+      </w:pPr>
+      <w:rPr>
+        <w:rFonts w:ascii="Wingdings" w:hAnsi="Wingdings" w:hint="default"/>
+        <w:sz w:val="20"/>
+      </w:rPr>
+    </w:lvl>
+  </w:abstractNum>
+  <w:abstractNum w:abstractNumId="19" w15:restartNumberingAfterBreak="0">
     <w:nsid w:val="64013C7A"/>
     <w:multiLevelType w:val="hybridMultilevel"/>
     <w:tmpl w:val="9014C2B8"/>
@@ -5050,7 +5638,7 @@
       </w:rPr>
     </w:lvl>
   </w:abstractNum>
-  <w:abstractNum w:abstractNumId="16" w15:restartNumberingAfterBreak="0">
+  <w:abstractNum w:abstractNumId="20" w15:restartNumberingAfterBreak="0">
     <w:nsid w:val="6DE77562"/>
     <w:multiLevelType w:val="hybridMultilevel"/>
     <w:tmpl w:val="EC96BEC2"/>
@@ -5163,7 +5751,7 @@
       </w:rPr>
     </w:lvl>
   </w:abstractNum>
-  <w:abstractNum w:abstractNumId="17" w15:restartNumberingAfterBreak="0">
+  <w:abstractNum w:abstractNumId="21" w15:restartNumberingAfterBreak="0">
     <w:nsid w:val="6DF35893"/>
     <w:multiLevelType w:val="hybridMultilevel"/>
     <w:tmpl w:val="9ADA1A24"/>
@@ -5276,10 +5864,10 @@
       </w:rPr>
     </w:lvl>
   </w:abstractNum>
-  <w:abstractNum w:abstractNumId="18" w15:restartNumberingAfterBreak="0">
+  <w:abstractNum w:abstractNumId="22" w15:restartNumberingAfterBreak="0">
     <w:nsid w:val="74EE26FF"/>
     <w:multiLevelType w:val="hybridMultilevel"/>
-    <w:tmpl w:val="A48AF426"/>
+    <w:tmpl w:val="A36CD36C"/>
     <w:lvl w:ilvl="0" w:tplc="3D8470D2">
       <w:start w:val="1"/>
       <w:numFmt w:val="decimal"/>
@@ -5366,7 +5954,7 @@
       </w:pPr>
     </w:lvl>
   </w:abstractNum>
-  <w:abstractNum w:abstractNumId="19" w15:restartNumberingAfterBreak="0">
+  <w:abstractNum w:abstractNumId="23" w15:restartNumberingAfterBreak="0">
     <w:nsid w:val="795878FE"/>
     <w:multiLevelType w:val="hybridMultilevel"/>
     <w:tmpl w:val="D62613D8"/>
@@ -5452,7 +6040,7 @@
       </w:pPr>
     </w:lvl>
   </w:abstractNum>
-  <w:abstractNum w:abstractNumId="20" w15:restartNumberingAfterBreak="0">
+  <w:abstractNum w:abstractNumId="24" w15:restartNumberingAfterBreak="0">
     <w:nsid w:val="7A543A62"/>
     <w:multiLevelType w:val="hybridMultilevel"/>
     <w:tmpl w:val="2A566EFE"/>
@@ -5566,66 +6154,78 @@
     </w:lvl>
   </w:abstractNum>
   <w:num w:numId="1" w16cid:durableId="424421455">
+    <w:abstractNumId w:val="22"/>
+  </w:num>
+  <w:num w:numId="2" w16cid:durableId="671570484">
+    <w:abstractNumId w:val="10"/>
+  </w:num>
+  <w:num w:numId="3" w16cid:durableId="1464273368">
+    <w:abstractNumId w:val="11"/>
+  </w:num>
+  <w:num w:numId="4" w16cid:durableId="583606139">
+    <w:abstractNumId w:val="24"/>
+  </w:num>
+  <w:num w:numId="5" w16cid:durableId="1323041147">
+    <w:abstractNumId w:val="21"/>
+  </w:num>
+  <w:num w:numId="6" w16cid:durableId="1089232575">
+    <w:abstractNumId w:val="3"/>
+  </w:num>
+  <w:num w:numId="7" w16cid:durableId="2143376242">
+    <w:abstractNumId w:val="4"/>
+  </w:num>
+  <w:num w:numId="8" w16cid:durableId="1874884494">
+    <w:abstractNumId w:val="17"/>
+  </w:num>
+  <w:num w:numId="9" w16cid:durableId="1307707798">
+    <w:abstractNumId w:val="20"/>
+  </w:num>
+  <w:num w:numId="10" w16cid:durableId="1361660908">
+    <w:abstractNumId w:val="16"/>
+  </w:num>
+  <w:num w:numId="11" w16cid:durableId="1276444896">
+    <w:abstractNumId w:val="12"/>
+  </w:num>
+  <w:num w:numId="12" w16cid:durableId="2038845622">
+    <w:abstractNumId w:val="6"/>
+  </w:num>
+  <w:num w:numId="13" w16cid:durableId="1970429935">
+    <w:abstractNumId w:val="7"/>
+  </w:num>
+  <w:num w:numId="14" w16cid:durableId="315502092">
+    <w:abstractNumId w:val="15"/>
+  </w:num>
+  <w:num w:numId="15" w16cid:durableId="9068673">
+    <w:abstractNumId w:val="13"/>
+  </w:num>
+  <w:num w:numId="16" w16cid:durableId="1359813396">
+    <w:abstractNumId w:val="2"/>
+  </w:num>
+  <w:num w:numId="17" w16cid:durableId="1048921046">
+    <w:abstractNumId w:val="5"/>
+  </w:num>
+  <w:num w:numId="18" w16cid:durableId="308637700">
+    <w:abstractNumId w:val="9"/>
+  </w:num>
+  <w:num w:numId="19" w16cid:durableId="501625654">
+    <w:abstractNumId w:val="19"/>
+  </w:num>
+  <w:num w:numId="20" w16cid:durableId="1357584064">
+    <w:abstractNumId w:val="23"/>
+  </w:num>
+  <w:num w:numId="21" w16cid:durableId="1523933897">
+    <w:abstractNumId w:val="1"/>
+  </w:num>
+  <w:num w:numId="22" w16cid:durableId="2098165755">
     <w:abstractNumId w:val="18"/>
   </w:num>
-  <w:num w:numId="2" w16cid:durableId="671570484">
+  <w:num w:numId="23" w16cid:durableId="908998733">
     <w:abstractNumId w:val="8"/>
   </w:num>
-  <w:num w:numId="3" w16cid:durableId="1464273368">
-    <w:abstractNumId w:val="9"/>
-  </w:num>
-  <w:num w:numId="4" w16cid:durableId="583606139">
-    <w:abstractNumId w:val="20"/>
-  </w:num>
-  <w:num w:numId="5" w16cid:durableId="1323041147">
-    <w:abstractNumId w:val="17"/>
-  </w:num>
-  <w:num w:numId="6" w16cid:durableId="1089232575">
-    <w:abstractNumId w:val="2"/>
-  </w:num>
-  <w:num w:numId="7" w16cid:durableId="2143376242">
-    <w:abstractNumId w:val="3"/>
-  </w:num>
-  <w:num w:numId="8" w16cid:durableId="1874884494">
+  <w:num w:numId="24" w16cid:durableId="278998537">
     <w:abstractNumId w:val="14"/>
   </w:num>
-  <w:num w:numId="9" w16cid:durableId="1307707798">
-    <w:abstractNumId w:val="16"/>
-  </w:num>
-  <w:num w:numId="10" w16cid:durableId="1361660908">
-    <w:abstractNumId w:val="13"/>
-  </w:num>
-  <w:num w:numId="11" w16cid:durableId="1276444896">
-    <w:abstractNumId w:val="10"/>
-  </w:num>
-  <w:num w:numId="12" w16cid:durableId="2038845622">
-    <w:abstractNumId w:val="5"/>
-  </w:num>
-  <w:num w:numId="13" w16cid:durableId="1970429935">
-    <w:abstractNumId w:val="6"/>
-  </w:num>
-  <w:num w:numId="14" w16cid:durableId="315502092">
-    <w:abstractNumId w:val="12"/>
-  </w:num>
-  <w:num w:numId="15" w16cid:durableId="9068673">
-    <w:abstractNumId w:val="11"/>
-  </w:num>
-  <w:num w:numId="16" w16cid:durableId="1359813396">
-    <w:abstractNumId w:val="1"/>
-  </w:num>
-  <w:num w:numId="17" w16cid:durableId="1048921046">
-    <w:abstractNumId w:val="4"/>
-  </w:num>
-  <w:num w:numId="18" w16cid:durableId="308637700">
-    <w:abstractNumId w:val="7"/>
-  </w:num>
-  <w:num w:numId="19" w16cid:durableId="501625654">
-    <w:abstractNumId w:val="15"/>
-  </w:num>
-  <w:num w:numId="20" w16cid:durableId="1357584064">
-    <w:abstractNumId w:val="19"/>
-  </w:num>
-  <w:num w:numId="21" w16cid:durableId="1523933897">
+  <w:num w:numId="25" w16cid:durableId="667560675">
     <w:abstractNumId w:val="0"/>
   </w:num>
 </w:numbering>

--- a/docs/AI Traffic Light Optimizer.docx
+++ b/docs/AI Traffic Light Optimizer.docx
@@ -443,6 +443,47 @@
           <w:szCs w:val="28"/>
         </w:rPr>
         <w:t xml:space="preserve"> – Lane Segmentation</w:t>
+      </w:r>
+    </w:p>
+    <w:p>
+      <w:pPr>
+        <w:pStyle w:val="ListParagraph"/>
+        <w:numPr>
+          <w:ilvl w:val="0"/>
+          <w:numId w:val="22"/>
+        </w:numPr>
+        <w:spacing w:after="0" w:line="240" w:lineRule="auto"/>
+        <w:rPr>
+          <w:rFonts w:cs="Times New Roman"/>
+          <w:sz w:val="28"/>
+          <w:szCs w:val="28"/>
+        </w:rPr>
+      </w:pPr>
+      <w:r>
+        <w:rPr>
+          <w:rFonts w:cs="Times New Roman"/>
+          <w:b/>
+          <w:bCs/>
+          <w:sz w:val="28"/>
+          <w:szCs w:val="28"/>
+        </w:rPr>
+        <w:t>Gaurav Rawat</w:t>
+      </w:r>
+      <w:r>
+        <w:rPr>
+          <w:rFonts w:ascii="Times New Roman" w:eastAsia="Times New Roman" w:hAnsi="Times New Roman" w:cs="Times New Roman"/>
+          <w:kern w:val="0"/>
+          <w14:ligatures w14:val="none"/>
+        </w:rPr>
+        <w:t xml:space="preserve"> </w:t>
+      </w:r>
+      <w:r>
+        <w:rPr>
+          <w:rFonts w:cs="Times New Roman"/>
+          <w:sz w:val="28"/>
+          <w:szCs w:val="28"/>
+        </w:rPr>
+        <w:t>– Signal Hardware &amp; Circuit Design</w:t>
       </w:r>
     </w:p>
     <w:p>
@@ -2627,27 +2668,6 @@
     <w:p>
       <w:pPr>
         <w:pStyle w:val="NormalWeb"/>
-        <w:jc w:val="both"/>
-        <w:rPr>
-          <w:rStyle w:val="Emphasis"/>
-          <w:rFonts w:asciiTheme="minorHAnsi" w:eastAsiaTheme="majorEastAsia" w:hAnsiTheme="minorHAnsi"/>
-          <w:sz w:val="28"/>
-          <w:szCs w:val="28"/>
-        </w:rPr>
-      </w:pPr>
-      <w:r>
-        <w:rPr>
-          <w:rStyle w:val="Emphasis"/>
-          <w:rFonts w:asciiTheme="minorHAnsi" w:eastAsiaTheme="majorEastAsia" w:hAnsiTheme="minorHAnsi"/>
-          <w:sz w:val="28"/>
-          <w:szCs w:val="28"/>
-        </w:rPr>
-        <w:t>(Tip: Add screenshots/graphs in Word for better impact.)</w:t>
-      </w:r>
-    </w:p>
-    <w:p>
-      <w:pPr>
-        <w:pStyle w:val="NormalWeb"/>
         <w:pBdr>
           <w:bottom w:val="single" w:sz="4" w:space="1" w:color="auto"/>
         </w:pBdr>
@@ -3101,6 +3121,118 @@
     </w:p>
     <w:p>
       <w:pPr>
+        <w:numPr>
+          <w:ilvl w:val="0"/>
+          <w:numId w:val="18"/>
+        </w:numPr>
+        <w:spacing w:before="100" w:beforeAutospacing="1" w:after="100" w:afterAutospacing="1" w:line="240" w:lineRule="auto"/>
+        <w:rPr>
+          <w:rFonts w:eastAsia="Times New Roman" w:cs="Times New Roman"/>
+          <w:kern w:val="0"/>
+          <w:sz w:val="28"/>
+          <w:szCs w:val="28"/>
+          <w14:ligatures w14:val="none"/>
+        </w:rPr>
+      </w:pPr>
+      <w:r>
+        <w:rPr>
+          <w:rStyle w:val="Strong"/>
+          <w:rFonts w:eastAsiaTheme="majorEastAsia" w:cs="Times New Roman"/>
+          <w:kern w:val="0"/>
+          <w:sz w:val="28"/>
+          <w:szCs w:val="28"/>
+          <w14:ligatures w14:val="none"/>
+        </w:rPr>
+        <w:t>Hardware Components:</w:t>
+      </w:r>
+      <w:r>
+        <w:rPr>
+          <w:rFonts w:ascii="Times New Roman" w:eastAsia="Times New Roman" w:hAnsi="Times New Roman" w:cs="Times New Roman"/>
+          <w:kern w:val="0"/>
+          <w14:ligatures w14:val="none"/>
+        </w:rPr>
+        <w:t xml:space="preserve"> </w:t>
+      </w:r>
+      <w:r>
+        <w:rPr>
+          <w:rFonts w:eastAsia="Times New Roman" w:cs="Times New Roman"/>
+          <w:kern w:val="0"/>
+          <w:sz w:val="28"/>
+          <w:szCs w:val="28"/>
+          <w14:ligatures w14:val="none"/>
+        </w:rPr>
+        <w:t>Microcontroller (e.g., Arduino/</w:t>
+      </w:r>
+      <w:proofErr w:type="spellStart"/>
+      <w:r>
+        <w:rPr>
+          <w:rFonts w:eastAsia="Times New Roman" w:cs="Times New Roman"/>
+          <w:kern w:val="0"/>
+          <w:sz w:val="28"/>
+          <w:szCs w:val="28"/>
+          <w14:ligatures w14:val="none"/>
+        </w:rPr>
+        <w:t>NodeMCU</w:t>
+      </w:r>
+      <w:proofErr w:type="spellEnd"/>
+      <w:r>
+        <w:rPr>
+          <w:rFonts w:eastAsia="Times New Roman" w:cs="Times New Roman"/>
+          <w:kern w:val="0"/>
+          <w:sz w:val="28"/>
+          <w:szCs w:val="28"/>
+          <w14:ligatures w14:val="none"/>
+        </w:rPr>
+        <w:t>), Relay Modules, Basic PCB Circuit</w:t>
+      </w:r>
+    </w:p>
+    <w:p>
+      <w:pPr>
+        <w:numPr>
+          <w:ilvl w:val="0"/>
+          <w:numId w:val="18"/>
+        </w:numPr>
+        <w:spacing w:before="100" w:beforeAutospacing="1" w:after="100" w:afterAutospacing="1" w:line="240" w:lineRule="auto"/>
+        <w:rPr>
+          <w:rFonts w:eastAsia="Times New Roman" w:cs="Times New Roman"/>
+          <w:kern w:val="0"/>
+          <w:sz w:val="28"/>
+          <w:szCs w:val="28"/>
+          <w14:ligatures w14:val="none"/>
+        </w:rPr>
+      </w:pPr>
+      <w:r>
+        <w:rPr>
+          <w:rStyle w:val="Strong"/>
+          <w:rFonts w:eastAsiaTheme="majorEastAsia" w:cs="Times New Roman"/>
+          <w:kern w:val="0"/>
+          <w:sz w:val="28"/>
+          <w:szCs w:val="28"/>
+          <w14:ligatures w14:val="none"/>
+        </w:rPr>
+        <w:t>Communication Protocols:</w:t>
+      </w:r>
+      <w:r>
+        <w:rPr>
+          <w:rFonts w:ascii="Times New Roman" w:eastAsia="Times New Roman" w:hAnsi="Times New Roman" w:cs="Times New Roman"/>
+          <w:kern w:val="0"/>
+          <w14:ligatures w14:val="none"/>
+        </w:rPr>
+        <w:t xml:space="preserve"> </w:t>
+      </w:r>
+      <w:r>
+        <w:rPr>
+          <w:rFonts w:eastAsia="Times New Roman" w:cs="Times New Roman"/>
+          <w:kern w:val="0"/>
+          <w:sz w:val="28"/>
+          <w:szCs w:val="28"/>
+          <w14:ligatures w14:val="none"/>
+        </w:rPr>
+        <w:t>Serial/UART for AI-to-Hardware integration</w:t>
+      </w:r>
+    </w:p>
+    <w:p>
+      <w:pPr>
         <w:pBdr>
           <w:bottom w:val="single" w:sz="4" w:space="1" w:color="auto"/>
         </w:pBdr>
@@ -3114,17 +3246,6 @@
           <w:u w:val="single"/>
         </w:rPr>
       </w:pPr>
-      <w:r>
-        <w:rPr>
-          <w:rFonts w:cs="Times New Roman"/>
-          <w:b/>
-          <w:bCs/>
-          <w:sz w:val="28"/>
-          <w:szCs w:val="28"/>
-          <w:u w:val="single"/>
-        </w:rPr>
-        <w:t xml:space="preserve"> </w:t>
-      </w:r>
     </w:p>
     <w:p>
       <w:pPr>
@@ -3318,6 +3439,48 @@
           <w:szCs w:val="28"/>
         </w:rPr>
         <w:t xml:space="preserve"> → Combine all modules into final system.</w:t>
+      </w:r>
+    </w:p>
+    <w:p>
+      <w:pPr>
+        <w:pStyle w:val="ListParagraph"/>
+        <w:numPr>
+          <w:ilvl w:val="0"/>
+          <w:numId w:val="19"/>
+        </w:numPr>
+        <w:spacing w:after="0" w:line="240" w:lineRule="auto"/>
+        <w:rPr>
+          <w:rFonts w:cs="Times New Roman"/>
+          <w:sz w:val="28"/>
+          <w:szCs w:val="28"/>
+        </w:rPr>
+      </w:pPr>
+      <w:r>
+        <w:rPr>
+          <w:rFonts w:cs="Times New Roman"/>
+          <w:b/>
+          <w:bCs/>
+          <w:sz w:val="28"/>
+          <w:szCs w:val="28"/>
+        </w:rPr>
+        <w:lastRenderedPageBreak/>
+        <w:t>Signal Hardware Engineer →</w:t>
+      </w:r>
+      <w:r>
+        <w:rPr>
+          <w:rFonts w:ascii="Times New Roman" w:eastAsia="Times New Roman" w:hAnsi="Times New Roman" w:cs="Times New Roman"/>
+          <w:kern w:val="0"/>
+          <w14:ligatures w14:val="none"/>
+        </w:rPr>
+        <w:t xml:space="preserve"> </w:t>
+      </w:r>
+      <w:r>
+        <w:rPr>
+          <w:rFonts w:cs="Times New Roman"/>
+          <w:sz w:val="28"/>
+          <w:szCs w:val="28"/>
+        </w:rPr>
+        <w:t>Circuit design, relay control &amp; microcontroller setup</w:t>
       </w:r>
     </w:p>
     <w:p>
@@ -6150,6 +6313,155 @@
       </w:pPr>
       <w:rPr>
         <w:rFonts w:ascii="Wingdings" w:hAnsi="Wingdings" w:hint="default"/>
+      </w:rPr>
+    </w:lvl>
+  </w:abstractNum>
+  <w:abstractNum w:abstractNumId="25" w15:restartNumberingAfterBreak="0">
+    <w:nsid w:val="7E08593E"/>
+    <w:multiLevelType w:val="multilevel"/>
+    <w:tmpl w:val="F6C463F2"/>
+    <w:lvl w:ilvl="0">
+      <w:start w:val="1"/>
+      <w:numFmt w:val="bullet"/>
+      <w:lvlText w:val=""/>
+      <w:lvlJc w:val="left"/>
+      <w:pPr>
+        <w:tabs>
+          <w:tab w:val="num" w:pos="720"/>
+        </w:tabs>
+        <w:ind w:left="720" w:hanging="360"/>
+      </w:pPr>
+      <w:rPr>
+        <w:rFonts w:ascii="Symbol" w:hAnsi="Symbol" w:hint="default"/>
+        <w:sz w:val="20"/>
+      </w:rPr>
+    </w:lvl>
+    <w:lvl w:ilvl="1" w:tentative="1">
+      <w:start w:val="1"/>
+      <w:numFmt w:val="bullet"/>
+      <w:lvlText w:val="o"/>
+      <w:lvlJc w:val="left"/>
+      <w:pPr>
+        <w:tabs>
+          <w:tab w:val="num" w:pos="1440"/>
+        </w:tabs>
+        <w:ind w:left="1440" w:hanging="360"/>
+      </w:pPr>
+      <w:rPr>
+        <w:rFonts w:ascii="Courier New" w:hAnsi="Courier New" w:hint="default"/>
+        <w:sz w:val="20"/>
+      </w:rPr>
+    </w:lvl>
+    <w:lvl w:ilvl="2" w:tentative="1">
+      <w:start w:val="1"/>
+      <w:numFmt w:val="bullet"/>
+      <w:lvlText w:val=""/>
+      <w:lvlJc w:val="left"/>
+      <w:pPr>
+        <w:tabs>
+          <w:tab w:val="num" w:pos="2160"/>
+        </w:tabs>
+        <w:ind w:left="2160" w:hanging="360"/>
+      </w:pPr>
+      <w:rPr>
+        <w:rFonts w:ascii="Wingdings" w:hAnsi="Wingdings" w:hint="default"/>
+        <w:sz w:val="20"/>
+      </w:rPr>
+    </w:lvl>
+    <w:lvl w:ilvl="3" w:tentative="1">
+      <w:start w:val="1"/>
+      <w:numFmt w:val="bullet"/>
+      <w:lvlText w:val=""/>
+      <w:lvlJc w:val="left"/>
+      <w:pPr>
+        <w:tabs>
+          <w:tab w:val="num" w:pos="2880"/>
+        </w:tabs>
+        <w:ind w:left="2880" w:hanging="360"/>
+      </w:pPr>
+      <w:rPr>
+        <w:rFonts w:ascii="Wingdings" w:hAnsi="Wingdings" w:hint="default"/>
+        <w:sz w:val="20"/>
+      </w:rPr>
+    </w:lvl>
+    <w:lvl w:ilvl="4" w:tentative="1">
+      <w:start w:val="1"/>
+      <w:numFmt w:val="bullet"/>
+      <w:lvlText w:val=""/>
+      <w:lvlJc w:val="left"/>
+      <w:pPr>
+        <w:tabs>
+          <w:tab w:val="num" w:pos="3600"/>
+        </w:tabs>
+        <w:ind w:left="3600" w:hanging="360"/>
+      </w:pPr>
+      <w:rPr>
+        <w:rFonts w:ascii="Wingdings" w:hAnsi="Wingdings" w:hint="default"/>
+        <w:sz w:val="20"/>
+      </w:rPr>
+    </w:lvl>
+    <w:lvl w:ilvl="5" w:tentative="1">
+      <w:start w:val="1"/>
+      <w:numFmt w:val="bullet"/>
+      <w:lvlText w:val=""/>
+      <w:lvlJc w:val="left"/>
+      <w:pPr>
+        <w:tabs>
+          <w:tab w:val="num" w:pos="4320"/>
+        </w:tabs>
+        <w:ind w:left="4320" w:hanging="360"/>
+      </w:pPr>
+      <w:rPr>
+        <w:rFonts w:ascii="Wingdings" w:hAnsi="Wingdings" w:hint="default"/>
+        <w:sz w:val="20"/>
+      </w:rPr>
+    </w:lvl>
+    <w:lvl w:ilvl="6" w:tentative="1">
+      <w:start w:val="1"/>
+      <w:numFmt w:val="bullet"/>
+      <w:lvlText w:val=""/>
+      <w:lvlJc w:val="left"/>
+      <w:pPr>
+        <w:tabs>
+          <w:tab w:val="num" w:pos="5040"/>
+        </w:tabs>
+        <w:ind w:left="5040" w:hanging="360"/>
+      </w:pPr>
+      <w:rPr>
+        <w:rFonts w:ascii="Wingdings" w:hAnsi="Wingdings" w:hint="default"/>
+        <w:sz w:val="20"/>
+      </w:rPr>
+    </w:lvl>
+    <w:lvl w:ilvl="7" w:tentative="1">
+      <w:start w:val="1"/>
+      <w:numFmt w:val="bullet"/>
+      <w:lvlText w:val=""/>
+      <w:lvlJc w:val="left"/>
+      <w:pPr>
+        <w:tabs>
+          <w:tab w:val="num" w:pos="5760"/>
+        </w:tabs>
+        <w:ind w:left="5760" w:hanging="360"/>
+      </w:pPr>
+      <w:rPr>
+        <w:rFonts w:ascii="Wingdings" w:hAnsi="Wingdings" w:hint="default"/>
+        <w:sz w:val="20"/>
+      </w:rPr>
+    </w:lvl>
+    <w:lvl w:ilvl="8" w:tentative="1">
+      <w:start w:val="1"/>
+      <w:numFmt w:val="bullet"/>
+      <w:lvlText w:val=""/>
+      <w:lvlJc w:val="left"/>
+      <w:pPr>
+        <w:tabs>
+          <w:tab w:val="num" w:pos="6480"/>
+        </w:tabs>
+        <w:ind w:left="6480" w:hanging="360"/>
+      </w:pPr>
+      <w:rPr>
+        <w:rFonts w:ascii="Wingdings" w:hAnsi="Wingdings" w:hint="default"/>
+        <w:sz w:val="20"/>
       </w:rPr>
     </w:lvl>
   </w:abstractNum>
@@ -6227,6 +6539,9 @@
   </w:num>
   <w:num w:numId="25" w16cid:durableId="667560675">
     <w:abstractNumId w:val="0"/>
+  </w:num>
+  <w:num w:numId="26" w16cid:durableId="1810711089">
+    <w:abstractNumId w:val="25"/>
   </w:num>
 </w:numbering>
 </file>
@@ -6834,6 +7149,7 @@
   <w:style w:type="character" w:default="1" w:styleId="DefaultParagraphFont">
     <w:name w:val="Default Paragraph Font"/>
     <w:uiPriority w:val="1"/>
+    <w:semiHidden/>
     <w:unhideWhenUsed/>
   </w:style>
   <w:style w:type="table" w:default="1" w:styleId="TableNormal">
@@ -7151,7 +7467,6 @@
     <w:name w:val="Normal (Web)"/>
     <w:basedOn w:val="Normal"/>
     <w:uiPriority w:val="99"/>
-    <w:semiHidden/>
     <w:unhideWhenUsed/>
     <w:rsid w:val="00121C39"/>
     <w:pPr>

--- a/docs/AI Traffic Light Optimizer.docx
+++ b/docs/AI Traffic Light Optimizer.docx
@@ -75,25 +75,7 @@
           <w:sz w:val="28"/>
           <w:szCs w:val="28"/>
         </w:rPr>
-        <w:t xml:space="preserve">Traffic congestion is one of the biggest challenges faced in modern cities. Traditional traffic lights operate on fixed </w:t>
-      </w:r>
-      <w:proofErr w:type="gramStart"/>
-      <w:r>
-        <w:rPr>
-          <w:rFonts w:cs="Times New Roman"/>
-          <w:sz w:val="28"/>
-          <w:szCs w:val="28"/>
-        </w:rPr>
-        <w:t>timers</w:t>
-      </w:r>
-      <w:proofErr w:type="gramEnd"/>
-      <w:r>
-        <w:rPr>
-          <w:rFonts w:cs="Times New Roman"/>
-          <w:sz w:val="28"/>
-          <w:szCs w:val="28"/>
-        </w:rPr>
-        <w:t xml:space="preserve">, which often results in unnecessary waiting times, longer queues, and traffic jams. Our project, </w:t>
+        <w:t xml:space="preserve">Traffic congestion is one of the biggest challenges faced in modern cities. Traditional traffic lights operate on fixed timers, which often results in unnecessary waiting times, longer queues, and traffic jams. Our project, </w:t>
       </w:r>
       <w:r>
         <w:rPr>
@@ -376,7 +358,15 @@
           <w:sz w:val="28"/>
           <w:szCs w:val="28"/>
         </w:rPr>
-        <w:t xml:space="preserve"> – Model Training &amp; Vehicle Counting</w:t>
+        <w:t xml:space="preserve"> – Model Training &amp; </w:t>
+      </w:r>
+      <w:r>
+        <w:rPr>
+          <w:rFonts w:cs="Times New Roman"/>
+          <w:sz w:val="28"/>
+          <w:szCs w:val="28"/>
+        </w:rPr>
+        <w:t>Dataset</w:t>
       </w:r>
     </w:p>
     <w:p>
@@ -442,7 +432,15 @@
           <w:sz w:val="28"/>
           <w:szCs w:val="28"/>
         </w:rPr>
-        <w:t xml:space="preserve"> – Lane Segmentation</w:t>
+        <w:t xml:space="preserve"> – </w:t>
+      </w:r>
+      <w:r>
+        <w:rPr>
+          <w:rFonts w:cs="Times New Roman"/>
+          <w:sz w:val="28"/>
+          <w:szCs w:val="28"/>
+        </w:rPr>
+        <w:t>Vehicle Counting</w:t>
       </w:r>
     </w:p>
     <w:p>
@@ -571,25 +569,7 @@
           <w:sz w:val="28"/>
           <w:szCs w:val="28"/>
         </w:rPr>
-        <w:t xml:space="preserve">Current traffic lights work </w:t>
-      </w:r>
-      <w:proofErr w:type="gramStart"/>
-      <w:r>
-        <w:rPr>
-          <w:rFonts w:asciiTheme="minorHAnsi" w:hAnsiTheme="minorHAnsi"/>
-          <w:sz w:val="28"/>
-          <w:szCs w:val="28"/>
-        </w:rPr>
-        <w:t>on</w:t>
-      </w:r>
-      <w:proofErr w:type="gramEnd"/>
-      <w:r>
-        <w:rPr>
-          <w:rFonts w:asciiTheme="minorHAnsi" w:hAnsiTheme="minorHAnsi"/>
-          <w:sz w:val="28"/>
-          <w:szCs w:val="28"/>
-        </w:rPr>
-        <w:t xml:space="preserve"> fixed time intervals.</w:t>
+        <w:t>Current traffic lights work on fixed time intervals.</w:t>
       </w:r>
     </w:p>
     <w:p>
@@ -758,25 +738,7 @@
           <w:sz w:val="28"/>
           <w:szCs w:val="28"/>
         </w:rPr>
-        <w:t xml:space="preserve">Ambulance arrives but </w:t>
-      </w:r>
-      <w:proofErr w:type="gramStart"/>
-      <w:r>
-        <w:rPr>
-          <w:rFonts w:asciiTheme="minorHAnsi" w:hAnsiTheme="minorHAnsi"/>
-          <w:sz w:val="28"/>
-          <w:szCs w:val="28"/>
-        </w:rPr>
-        <w:t>has to</w:t>
-      </w:r>
-      <w:proofErr w:type="gramEnd"/>
-      <w:r>
-        <w:rPr>
-          <w:rFonts w:asciiTheme="minorHAnsi" w:hAnsiTheme="minorHAnsi"/>
-          <w:sz w:val="28"/>
-          <w:szCs w:val="28"/>
-        </w:rPr>
-        <w:t xml:space="preserve"> wait because lights are using fixed cycles.</w:t>
+        <w:t>Ambulance arrives but has to wait because lights are using fixed cycles.</w:t>
       </w:r>
     </w:p>
     <w:p>
@@ -873,25 +835,7 @@
           <w:sz w:val="28"/>
           <w:szCs w:val="28"/>
         </w:rPr>
-        <w:t xml:space="preserve">: Detect and count vehicles per lane in real-time and adjust </w:t>
-      </w:r>
-      <w:proofErr w:type="gramStart"/>
-      <w:r>
-        <w:rPr>
-          <w:rFonts w:asciiTheme="minorHAnsi" w:hAnsiTheme="minorHAnsi"/>
-          <w:sz w:val="28"/>
-          <w:szCs w:val="28"/>
-        </w:rPr>
-        <w:t>green-time</w:t>
-      </w:r>
-      <w:proofErr w:type="gramEnd"/>
-      <w:r>
-        <w:rPr>
-          <w:rFonts w:asciiTheme="minorHAnsi" w:hAnsiTheme="minorHAnsi"/>
-          <w:sz w:val="28"/>
-          <w:szCs w:val="28"/>
-        </w:rPr>
-        <w:t xml:space="preserve"> dynamically.</w:t>
+        <w:t>: Detect and count vehicles per lane in real-time and adjust green-time dynamically.</w:t>
       </w:r>
     </w:p>
     <w:p>
@@ -1370,7 +1314,6 @@
           <w:szCs w:val="28"/>
         </w:rPr>
       </w:pPr>
-      <w:proofErr w:type="gramStart"/>
       <w:r>
         <w:rPr>
           <w:rFonts w:cs="Times New Roman"/>
@@ -1379,18 +1322,7 @@
           <w:sz w:val="28"/>
           <w:szCs w:val="28"/>
         </w:rPr>
-        <w:t>( Camera</w:t>
-      </w:r>
-      <w:proofErr w:type="gramEnd"/>
-      <w:r>
-        <w:rPr>
-          <w:rFonts w:cs="Times New Roman"/>
-          <w:i/>
-          <w:iCs/>
-          <w:sz w:val="28"/>
-          <w:szCs w:val="28"/>
-        </w:rPr>
-        <w:t xml:space="preserve"> → Detection → Counting → Optimization → Signal Output)</w:t>
+        <w:t>( Camera → Detection → Counting → Optimization → Signal Output)</w:t>
       </w:r>
     </w:p>
     <w:p>
@@ -1543,29 +1475,7 @@
           <w:szCs w:val="28"/>
           <w14:ligatures w14:val="none"/>
         </w:rPr>
-        <w:t xml:space="preserve">: Custom dataset created from traffic images and open-source </w:t>
-      </w:r>
-      <w:proofErr w:type="spellStart"/>
-      <w:r>
-        <w:rPr>
-          <w:rFonts w:eastAsia="Times New Roman" w:cs="Times New Roman"/>
-          <w:kern w:val="0"/>
-          <w:sz w:val="28"/>
-          <w:szCs w:val="28"/>
-          <w14:ligatures w14:val="none"/>
-        </w:rPr>
-        <w:t>Roboflow</w:t>
-      </w:r>
-      <w:proofErr w:type="spellEnd"/>
-      <w:r>
-        <w:rPr>
-          <w:rFonts w:eastAsia="Times New Roman" w:cs="Times New Roman"/>
-          <w:kern w:val="0"/>
-          <w:sz w:val="28"/>
-          <w:szCs w:val="28"/>
-          <w14:ligatures w14:val="none"/>
-        </w:rPr>
-        <w:t xml:space="preserve"> dataset.</w:t>
+        <w:t>: Custom dataset created from traffic images and open-source Roboflow dataset.</w:t>
       </w:r>
     </w:p>
     <w:p>
@@ -1820,7 +1730,6 @@
         </w:rPr>
         <w:t xml:space="preserve"> = scaling factor, </w:t>
       </w:r>
-      <w:proofErr w:type="spellStart"/>
       <w:r>
         <w:rPr>
           <w:rFonts w:eastAsia="Times New Roman" w:cs="Courier New"/>
@@ -1831,7 +1740,6 @@
         </w:rPr>
         <w:t>Base_Time</w:t>
       </w:r>
-      <w:proofErr w:type="spellEnd"/>
       <w:r>
         <w:rPr>
           <w:rFonts w:eastAsia="Times New Roman" w:cs="Times New Roman"/>
@@ -2021,73 +1929,7 @@
           <w:szCs w:val="28"/>
           <w14:ligatures w14:val="none"/>
         </w:rPr>
-        <w:t xml:space="preserve">: </w:t>
-      </w:r>
-      <w:proofErr w:type="spellStart"/>
-      <w:r>
-        <w:rPr>
-          <w:rFonts w:eastAsia="Times New Roman" w:cs="Times New Roman"/>
-          <w:kern w:val="0"/>
-          <w:sz w:val="28"/>
-          <w:szCs w:val="28"/>
-          <w14:ligatures w14:val="none"/>
-        </w:rPr>
-        <w:t>Tkinter</w:t>
-      </w:r>
-      <w:proofErr w:type="spellEnd"/>
-      <w:r>
-        <w:rPr>
-          <w:rFonts w:eastAsia="Times New Roman" w:cs="Times New Roman"/>
-          <w:kern w:val="0"/>
-          <w:sz w:val="28"/>
-          <w:szCs w:val="28"/>
-          <w14:ligatures w14:val="none"/>
-        </w:rPr>
-        <w:t>/</w:t>
-      </w:r>
-      <w:proofErr w:type="spellStart"/>
-      <w:r>
-        <w:rPr>
-          <w:rFonts w:eastAsia="Times New Roman" w:cs="Times New Roman"/>
-          <w:kern w:val="0"/>
-          <w:sz w:val="28"/>
-          <w:szCs w:val="28"/>
-          <w14:ligatures w14:val="none"/>
-        </w:rPr>
-        <w:t>Pygame</w:t>
-      </w:r>
-      <w:proofErr w:type="spellEnd"/>
-      <w:r>
-        <w:rPr>
-          <w:rFonts w:eastAsia="Times New Roman" w:cs="Times New Roman"/>
-          <w:kern w:val="0"/>
-          <w:sz w:val="28"/>
-          <w:szCs w:val="28"/>
-          <w14:ligatures w14:val="none"/>
-        </w:rPr>
-        <w:t>/</w:t>
-      </w:r>
-      <w:proofErr w:type="spellStart"/>
-      <w:r>
-        <w:rPr>
-          <w:rFonts w:eastAsia="Times New Roman" w:cs="Times New Roman"/>
-          <w:kern w:val="0"/>
-          <w:sz w:val="28"/>
-          <w:szCs w:val="28"/>
-          <w14:ligatures w14:val="none"/>
-        </w:rPr>
-        <w:t>Streamlit</w:t>
-      </w:r>
-      <w:proofErr w:type="spellEnd"/>
-      <w:r>
-        <w:rPr>
-          <w:rFonts w:eastAsia="Times New Roman" w:cs="Times New Roman"/>
-          <w:kern w:val="0"/>
-          <w:sz w:val="28"/>
-          <w:szCs w:val="28"/>
-          <w14:ligatures w14:val="none"/>
-        </w:rPr>
-        <w:t xml:space="preserve"> GUI used for live demo.</w:t>
+        <w:t>: Tkinter/Pygame/Streamlit GUI used for live demo.</w:t>
       </w:r>
     </w:p>
     <w:p>
@@ -2978,43 +2820,7 @@
           <w:sz w:val="28"/>
           <w:szCs w:val="28"/>
         </w:rPr>
-        <w:t xml:space="preserve">: OpenCV, YOLOv8, </w:t>
-      </w:r>
-      <w:proofErr w:type="spellStart"/>
-      <w:r>
-        <w:rPr>
-          <w:rFonts w:asciiTheme="minorHAnsi" w:hAnsiTheme="minorHAnsi"/>
-          <w:sz w:val="28"/>
-          <w:szCs w:val="28"/>
-        </w:rPr>
-        <w:t>Tkinter</w:t>
-      </w:r>
-      <w:proofErr w:type="spellEnd"/>
-      <w:r>
-        <w:rPr>
-          <w:rFonts w:asciiTheme="minorHAnsi" w:hAnsiTheme="minorHAnsi"/>
-          <w:sz w:val="28"/>
-          <w:szCs w:val="28"/>
-        </w:rPr>
-        <w:t>/</w:t>
-      </w:r>
-      <w:proofErr w:type="spellStart"/>
-      <w:r>
-        <w:rPr>
-          <w:rFonts w:asciiTheme="minorHAnsi" w:hAnsiTheme="minorHAnsi"/>
-          <w:sz w:val="28"/>
-          <w:szCs w:val="28"/>
-        </w:rPr>
-        <w:t>Streamlit</w:t>
-      </w:r>
-      <w:proofErr w:type="spellEnd"/>
-      <w:r>
-        <w:rPr>
-          <w:rFonts w:asciiTheme="minorHAnsi" w:hAnsiTheme="minorHAnsi"/>
-          <w:sz w:val="28"/>
-          <w:szCs w:val="28"/>
-        </w:rPr>
-        <w:t>, NumPy, Pandas</w:t>
+        <w:t>: OpenCV, YOLOv8, Tkinter/Streamlit, NumPy, Pandas</w:t>
       </w:r>
     </w:p>
     <w:p>
@@ -3047,25 +2853,7 @@
           <w:sz w:val="28"/>
           <w:szCs w:val="28"/>
         </w:rPr>
-        <w:t xml:space="preserve">: </w:t>
-      </w:r>
-      <w:proofErr w:type="spellStart"/>
-      <w:r>
-        <w:rPr>
-          <w:rFonts w:asciiTheme="minorHAnsi" w:hAnsiTheme="minorHAnsi"/>
-          <w:sz w:val="28"/>
-          <w:szCs w:val="28"/>
-        </w:rPr>
-        <w:t>Roboflow</w:t>
-      </w:r>
-      <w:proofErr w:type="spellEnd"/>
-      <w:r>
-        <w:rPr>
-          <w:rFonts w:asciiTheme="minorHAnsi" w:hAnsiTheme="minorHAnsi"/>
-          <w:sz w:val="28"/>
-          <w:szCs w:val="28"/>
-        </w:rPr>
-        <w:t xml:space="preserve"> custom dataset + collected traffic images</w:t>
+        <w:t>: Roboflow custom dataset + collected traffic images</w:t>
       </w:r>
     </w:p>
     <w:p>
@@ -3098,25 +2886,7 @@
           <w:sz w:val="28"/>
           <w:szCs w:val="28"/>
         </w:rPr>
-        <w:t xml:space="preserve">: Google </w:t>
-      </w:r>
-      <w:proofErr w:type="spellStart"/>
-      <w:r>
-        <w:rPr>
-          <w:rFonts w:asciiTheme="minorHAnsi" w:hAnsiTheme="minorHAnsi"/>
-          <w:sz w:val="28"/>
-          <w:szCs w:val="28"/>
-        </w:rPr>
-        <w:t>Colab</w:t>
-      </w:r>
-      <w:proofErr w:type="spellEnd"/>
-      <w:r>
-        <w:rPr>
-          <w:rFonts w:asciiTheme="minorHAnsi" w:hAnsiTheme="minorHAnsi"/>
-          <w:sz w:val="28"/>
-          <w:szCs w:val="28"/>
-        </w:rPr>
-        <w:t xml:space="preserve"> (training), Local machine (testing &amp; simulation)</w:t>
+        <w:t>: Google Colab (training), Local machine (testing &amp; simulation)</w:t>
       </w:r>
     </w:p>
     <w:p>
@@ -3161,29 +2931,7 @@
           <w:szCs w:val="28"/>
           <w14:ligatures w14:val="none"/>
         </w:rPr>
-        <w:t>Microcontroller (e.g., Arduino/</w:t>
-      </w:r>
-      <w:proofErr w:type="spellStart"/>
-      <w:r>
-        <w:rPr>
-          <w:rFonts w:eastAsia="Times New Roman" w:cs="Times New Roman"/>
-          <w:kern w:val="0"/>
-          <w:sz w:val="28"/>
-          <w:szCs w:val="28"/>
-          <w14:ligatures w14:val="none"/>
-        </w:rPr>
-        <w:t>NodeMCU</w:t>
-      </w:r>
-      <w:proofErr w:type="spellEnd"/>
-      <w:r>
-        <w:rPr>
-          <w:rFonts w:eastAsia="Times New Roman" w:cs="Times New Roman"/>
-          <w:kern w:val="0"/>
-          <w:sz w:val="28"/>
-          <w:szCs w:val="28"/>
-          <w14:ligatures w14:val="none"/>
-        </w:rPr>
-        <w:t>), Relay Modules, Basic PCB Circuit</w:t>
+        <w:t>Microcontroller (e.g., Arduino/NodeMCU), Relay Modules, Basic PCB Circuit</w:t>
       </w:r>
     </w:p>
     <w:p>
